--- a/Documentation/Guia de Instalacion Desarrollador.docx
+++ b/Documentation/Guia de Instalacion Desarrollador.docx
@@ -1147,17 +1147,116 @@
       </w:pPr>
       <w:r>
         <w:rPr>
+          <w:lang w:val="es-AR"/>
+        </w:rPr>
+        <w:t xml:space="preserve">2) </w:t>
+      </w:r>
+      <w:proofErr w:type="spellStart"/>
+      <w:r>
+        <w:rPr>
+          <w:lang w:val="es-AR"/>
+        </w:rPr>
+        <w:t>PyQtChart</w:t>
+      </w:r>
+      <w:proofErr w:type="spellEnd"/>
+      <w:r>
+        <w:rPr>
+          <w:lang w:val="es-AR"/>
+        </w:rPr>
+        <w:t xml:space="preserve">: Una librería que expande la interfaz de QT usada en Lantz con </w:t>
+      </w:r>
+      <w:r>
+        <w:rPr>
+          <w:lang w:val="es-AR"/>
+        </w:rPr>
+        <w:t>gráficos</w:t>
+      </w:r>
+      <w:r>
+        <w:rPr>
+          <w:lang w:val="es-AR"/>
+        </w:rPr>
+        <w:t xml:space="preserve"> dinámicos.</w:t>
+      </w:r>
+    </w:p>
+    <w:p>
+      <w:pPr>
+        <w:rPr>
+          <w:lang w:val="es-AR"/>
+        </w:rPr>
+      </w:pPr>
+      <w:r>
+        <w:rPr>
+          <w:lang w:val="es-AR"/>
+        </w:rPr>
+        <w:t xml:space="preserve">3) </w:t>
+      </w:r>
+      <w:proofErr w:type="spellStart"/>
+      <w:r>
+        <w:rPr>
+          <w:lang w:val="es-AR"/>
+        </w:rPr>
+        <w:t>O</w:t>
+      </w:r>
+      <w:r>
+        <w:rPr>
+          <w:lang w:val="es-AR"/>
+        </w:rPr>
+        <w:t>pencv</w:t>
+      </w:r>
+      <w:proofErr w:type="spellEnd"/>
+      <w:r>
+        <w:rPr>
+          <w:lang w:val="es-AR"/>
+        </w:rPr>
+        <w:t>: Una librería de código abierto usado para manipular y sacar imágenes de las webcams.</w:t>
+      </w:r>
+    </w:p>
+    <w:p>
+      <w:pPr>
+        <w:rPr>
+          <w:lang w:val="es-AR"/>
+        </w:rPr>
+      </w:pPr>
+      <w:r>
+        <w:rPr>
+          <w:lang w:val="es-AR"/>
+        </w:rPr>
+        <w:t xml:space="preserve">4) </w:t>
+      </w:r>
+      <w:proofErr w:type="spellStart"/>
+      <w:r>
+        <w:rPr>
+          <w:lang w:val="es-AR"/>
+        </w:rPr>
+        <w:t>pyvisa</w:t>
+      </w:r>
+      <w:proofErr w:type="spellEnd"/>
+      <w:r>
+        <w:rPr>
+          <w:lang w:val="es-AR"/>
+        </w:rPr>
+        <w:t>: Una interfaz de Python para instalar drivers que utilizan la base de datos de VISA</w:t>
+      </w:r>
+    </w:p>
+    <w:p>
+      <w:pPr>
+        <w:rPr>
+          <w:lang w:val="es-AR"/>
+        </w:rPr>
+      </w:pPr>
+      <w:r>
+        <w:rPr>
           <w:noProof/>
           <w:lang w:val="es-AR"/>
         </w:rPr>
         <w:drawing>
-          <wp:anchor distT="0" distB="0" distL="114300" distR="114300" simplePos="0" relativeHeight="251666432" behindDoc="1" locked="0" layoutInCell="1" allowOverlap="1" wp14:anchorId="27978111" wp14:editId="079C372A">
+          <wp:anchor distT="0" distB="0" distL="114300" distR="114300" simplePos="0" relativeHeight="251666432" behindDoc="1" locked="0" layoutInCell="1" allowOverlap="1" wp14:anchorId="27978111" wp14:editId="4E21051E">
             <wp:simplePos x="0" y="0"/>
             <wp:positionH relativeFrom="margin">
               <wp:align>right</wp:align>
             </wp:positionH>
             <wp:positionV relativeFrom="paragraph">
-              <wp:posOffset>775335</wp:posOffset>
+              <wp:posOffset>346710</wp:posOffset>
             </wp:positionV>
             <wp:extent cx="6646545" cy="2380615"/>
             <wp:effectExtent l="0" t="0" r="1905" b="635"/>
@@ -1219,66 +1318,49 @@
         <w:rPr>
           <w:lang w:val="es-AR"/>
         </w:rPr>
-        <w:t xml:space="preserve">2) </w:t>
+        <w:t xml:space="preserve">5) </w:t>
       </w:r>
       <w:proofErr w:type="spellStart"/>
       <w:r>
         <w:rPr>
           <w:lang w:val="es-AR"/>
         </w:rPr>
-        <w:t>PyQtChart</w:t>
+        <w:t>gpib-ctypes</w:t>
       </w:r>
       <w:proofErr w:type="spellEnd"/>
       <w:r>
         <w:rPr>
           <w:lang w:val="es-AR"/>
         </w:rPr>
-        <w:t xml:space="preserve">: Una librería que expande la interfaz de QT usada en Lantz con </w:t>
-      </w:r>
-      <w:r>
-        <w:rPr>
-          <w:lang w:val="es-AR"/>
-        </w:rPr>
-        <w:t>gráficos</w:t>
-      </w:r>
-      <w:r>
-        <w:rPr>
-          <w:lang w:val="es-AR"/>
-        </w:rPr>
-        <w:t xml:space="preserve"> dinámicos.</w:t>
-      </w:r>
-    </w:p>
-    <w:p>
-      <w:pPr>
-        <w:rPr>
-          <w:lang w:val="es-AR"/>
-        </w:rPr>
-      </w:pPr>
-      <w:r>
-        <w:rPr>
-          <w:lang w:val="es-AR"/>
-        </w:rPr>
-        <w:t xml:space="preserve">3) </w:t>
+        <w:t xml:space="preserve">: Una interfaz de Python para mandar mensajes a </w:t>
       </w:r>
       <w:proofErr w:type="spellStart"/>
       <w:r>
         <w:rPr>
           <w:lang w:val="es-AR"/>
         </w:rPr>
-        <w:t>O</w:t>
-      </w:r>
-      <w:r>
-        <w:rPr>
-          <w:lang w:val="es-AR"/>
-        </w:rPr>
-        <w:t>pencv</w:t>
+        <w:t>a</w:t>
       </w:r>
       <w:proofErr w:type="spellEnd"/>
       <w:r>
         <w:rPr>
           <w:lang w:val="es-AR"/>
         </w:rPr>
-        <w:t>: Una librería de código abierto usado para manipular y sacar imágenes de las webcams.</w:t>
+        <w:t xml:space="preserve"> </w:t>
+      </w:r>
+      <w:proofErr w:type="spellStart"/>
+      <w:r>
+        <w:rPr>
+          <w:lang w:val="es-AR"/>
+        </w:rPr>
+        <w:t>travez</w:t>
+      </w:r>
+      <w:proofErr w:type="spellEnd"/>
+      <w:r>
+        <w:rPr>
+          <w:lang w:val="es-AR"/>
+        </w:rPr>
+        <w:t xml:space="preserve"> de una interfaz GPIB</w:t>
       </w:r>
     </w:p>
     <w:p>

--- a/Documentation/Guia de Instalacion Desarrollador.docx
+++ b/Documentation/Guia de Instalacion Desarrollador.docx
@@ -196,20 +196,8 @@
           <w:u w:val="single"/>
           <w:lang w:val="es-AR"/>
         </w:rPr>
-        <w:t xml:space="preserve"> Instalación del driver de la placa </w:t>
-      </w:r>
-      <w:proofErr w:type="spellStart"/>
-      <w:r>
-        <w:rPr>
-          <w:rFonts w:asciiTheme="majorHAnsi" w:hAnsiTheme="majorHAnsi" w:cstheme="majorHAnsi"/>
-          <w:sz w:val="48"/>
-          <w:szCs w:val="48"/>
-          <w:u w:val="single"/>
-          <w:lang w:val="es-AR"/>
-        </w:rPr>
-        <w:t>DAQCom</w:t>
-      </w:r>
-      <w:proofErr w:type="spellEnd"/>
+        <w:t xml:space="preserve"> Instalación del driver de la placa DAQCom</w:t>
+      </w:r>
     </w:p>
     <w:p>
       <w:pPr>
@@ -275,35 +263,7 @@
         <w:rPr>
           <w:lang w:val="es-AR"/>
         </w:rPr>
-        <w:t xml:space="preserve">Este software queda configurado y no es necesario interactuar </w:t>
-      </w:r>
-      <w:proofErr w:type="spellStart"/>
-      <w:r>
-        <w:rPr>
-          <w:lang w:val="es-AR"/>
-        </w:rPr>
-        <w:t>mas</w:t>
-      </w:r>
-      <w:proofErr w:type="spellEnd"/>
-      <w:r>
-        <w:rPr>
-          <w:lang w:val="es-AR"/>
-        </w:rPr>
-        <w:t xml:space="preserve"> directamente con </w:t>
-      </w:r>
-      <w:proofErr w:type="spellStart"/>
-      <w:r>
-        <w:rPr>
-          <w:lang w:val="es-AR"/>
-        </w:rPr>
-        <w:t>el</w:t>
-      </w:r>
-      <w:proofErr w:type="spellEnd"/>
-      <w:r>
-        <w:rPr>
-          <w:lang w:val="es-AR"/>
-        </w:rPr>
-        <w:t>.</w:t>
+        <w:t>Este software queda configurado y no es necesario interactuar mas directamente con el.</w:t>
       </w:r>
     </w:p>
     <w:p>
@@ -526,43 +486,7 @@
         <w:rPr>
           <w:lang w:val="es-AR"/>
         </w:rPr>
-        <w:t xml:space="preserve">Este es el software controlador de la platina, el cual </w:t>
-      </w:r>
-      <w:proofErr w:type="spellStart"/>
-      <w:proofErr w:type="gramStart"/>
-      <w:r>
-        <w:rPr>
-          <w:lang w:val="es-AR"/>
-        </w:rPr>
-        <w:t>esta</w:t>
-      </w:r>
-      <w:proofErr w:type="spellEnd"/>
-      <w:r>
-        <w:rPr>
-          <w:lang w:val="es-AR"/>
-        </w:rPr>
-        <w:t xml:space="preserve"> encargado</w:t>
-      </w:r>
-      <w:proofErr w:type="gramEnd"/>
-      <w:r>
-        <w:rPr>
-          <w:lang w:val="es-AR"/>
-        </w:rPr>
-        <w:t xml:space="preserve"> de mover la muestra para que este abajo del </w:t>
-      </w:r>
-      <w:proofErr w:type="spellStart"/>
-      <w:r>
-        <w:rPr>
-          <w:lang w:val="es-AR"/>
-        </w:rPr>
-        <w:t>laser</w:t>
-      </w:r>
-      <w:proofErr w:type="spellEnd"/>
-      <w:r>
-        <w:rPr>
-          <w:lang w:val="es-AR"/>
-        </w:rPr>
-        <w:t>.</w:t>
+        <w:t>Este es el software controlador de la platina, el cual esta encargado de mover la muestra para que este abajo del laser.</w:t>
       </w:r>
     </w:p>
     <w:p>
@@ -766,16 +690,8 @@
         <w:rPr>
           <w:lang w:val="es-AR"/>
         </w:rPr>
-        <w:t xml:space="preserve">-------&gt; </w:t>
-      </w:r>
-      <w:proofErr w:type="spellStart"/>
-      <w:r>
-        <w:rPr>
-          <w:lang w:val="es-AR"/>
-        </w:rPr>
-        <w:t>examples</w:t>
-      </w:r>
-      <w:proofErr w:type="spellEnd"/>
+        <w:t>-------&gt; examples</w:t>
+      </w:r>
     </w:p>
     <w:p>
       <w:pPr>
@@ -788,16 +704,8 @@
         <w:rPr>
           <w:lang w:val="es-AR"/>
         </w:rPr>
-        <w:t xml:space="preserve">-------&gt; </w:t>
-      </w:r>
-      <w:proofErr w:type="spellStart"/>
-      <w:r>
-        <w:rPr>
-          <w:lang w:val="es-AR"/>
-        </w:rPr>
-        <w:t>ximc</w:t>
-      </w:r>
-      <w:proofErr w:type="spellEnd"/>
+        <w:t>-------&gt; ximc</w:t>
+      </w:r>
     </w:p>
     <w:p>
       <w:pPr>
@@ -1009,21 +917,7 @@
         <w:rPr>
           <w:lang w:val="es-AR"/>
         </w:rPr>
-        <w:t xml:space="preserve">er arrastrada a donde se descomprimió el programa bajado de </w:t>
-      </w:r>
-      <w:proofErr w:type="spellStart"/>
-      <w:r>
-        <w:rPr>
-          <w:lang w:val="es-AR"/>
-        </w:rPr>
-        <w:t>Github</w:t>
-      </w:r>
-      <w:proofErr w:type="spellEnd"/>
-      <w:r>
-        <w:rPr>
-          <w:lang w:val="es-AR"/>
-        </w:rPr>
-        <w:t>.</w:t>
+        <w:t>er arrastrada a donde se descomprimió el programa bajado de Github.</w:t>
       </w:r>
     </w:p>
     <w:p>
@@ -1110,21 +1004,7 @@
         <w:rPr>
           <w:lang w:val="es-AR"/>
         </w:rPr>
-        <w:t xml:space="preserve">1) Lantz: Una librería que provee un esquema de controladores de aparatos científicos e interfaz </w:t>
-      </w:r>
-      <w:proofErr w:type="spellStart"/>
-      <w:r>
-        <w:rPr>
-          <w:lang w:val="es-AR"/>
-        </w:rPr>
-        <w:t>grafica</w:t>
-      </w:r>
-      <w:proofErr w:type="spellEnd"/>
-      <w:r>
-        <w:rPr>
-          <w:lang w:val="es-AR"/>
-        </w:rPr>
-        <w:t>.</w:t>
+        <w:t>1) Lantz: Una librería que provee un esquema de controladores de aparatos científicos e interfaz grafica.</w:t>
       </w:r>
       <w:r>
         <w:rPr>
@@ -1151,14 +1031,12 @@
         </w:rPr>
         <w:t xml:space="preserve">2) </w:t>
       </w:r>
-      <w:proofErr w:type="spellStart"/>
       <w:r>
         <w:rPr>
           <w:lang w:val="es-AR"/>
         </w:rPr>
         <w:t>PyQtChart</w:t>
       </w:r>
-      <w:proofErr w:type="spellEnd"/>
       <w:r>
         <w:rPr>
           <w:lang w:val="es-AR"/>
@@ -1188,14 +1066,7 @@
         <w:rPr>
           <w:lang w:val="es-AR"/>
         </w:rPr>
-        <w:t xml:space="preserve">3) </w:t>
-      </w:r>
-      <w:proofErr w:type="spellStart"/>
-      <w:r>
-        <w:rPr>
-          <w:lang w:val="es-AR"/>
-        </w:rPr>
-        <w:t>O</w:t>
+        <w:t>3) O</w:t>
       </w:r>
       <w:r>
         <w:rPr>
@@ -1203,7 +1074,6 @@
         </w:rPr>
         <w:t>pencv</w:t>
       </w:r>
-      <w:proofErr w:type="spellEnd"/>
       <w:r>
         <w:rPr>
           <w:lang w:val="es-AR"/>
@@ -1223,14 +1093,12 @@
         </w:rPr>
         <w:t xml:space="preserve">4) </w:t>
       </w:r>
-      <w:proofErr w:type="spellStart"/>
       <w:r>
         <w:rPr>
           <w:lang w:val="es-AR"/>
         </w:rPr>
         <w:t>pyvisa</w:t>
       </w:r>
-      <w:proofErr w:type="spellEnd"/>
       <w:r>
         <w:rPr>
           <w:lang w:val="es-AR"/>
@@ -1246,17 +1114,42 @@
       </w:pPr>
       <w:r>
         <w:rPr>
+          <w:lang w:val="es-AR"/>
+        </w:rPr>
+        <w:t xml:space="preserve">5) </w:t>
+      </w:r>
+      <w:r>
+        <w:rPr>
+          <w:lang w:val="es-AR"/>
+        </w:rPr>
+        <w:t>gpib-ctypes</w:t>
+      </w:r>
+      <w:r>
+        <w:rPr>
+          <w:lang w:val="es-AR"/>
+        </w:rPr>
+        <w:t>: Una interfaz de Python para mandar mensajes a a travez de una interfaz GPIB</w:t>
+      </w:r>
+    </w:p>
+    <w:p>
+      <w:pPr>
+        <w:rPr>
+          <w:lang w:val="es-AR"/>
+        </w:rPr>
+      </w:pPr>
+      <w:r>
+        <w:rPr>
           <w:noProof/>
           <w:lang w:val="es-AR"/>
         </w:rPr>
         <w:drawing>
-          <wp:anchor distT="0" distB="0" distL="114300" distR="114300" simplePos="0" relativeHeight="251666432" behindDoc="1" locked="0" layoutInCell="1" allowOverlap="1" wp14:anchorId="27978111" wp14:editId="4E21051E">
+          <wp:anchor distT="0" distB="0" distL="114300" distR="114300" simplePos="0" relativeHeight="251666432" behindDoc="1" locked="0" layoutInCell="1" allowOverlap="1" wp14:anchorId="27978111" wp14:editId="6A7ADFFE">
             <wp:simplePos x="0" y="0"/>
             <wp:positionH relativeFrom="margin">
               <wp:align>right</wp:align>
             </wp:positionH>
             <wp:positionV relativeFrom="paragraph">
-              <wp:posOffset>346710</wp:posOffset>
+              <wp:posOffset>271145</wp:posOffset>
             </wp:positionV>
             <wp:extent cx="6646545" cy="2380615"/>
             <wp:effectExtent l="0" t="0" r="1905" b="635"/>
@@ -1318,50 +1211,27 @@
         <w:rPr>
           <w:lang w:val="es-AR"/>
         </w:rPr>
-        <w:t xml:space="preserve">5) </w:t>
-      </w:r>
-      <w:proofErr w:type="spellStart"/>
-      <w:r>
-        <w:rPr>
-          <w:lang w:val="es-AR"/>
-        </w:rPr>
-        <w:t>gpib-ctypes</w:t>
-      </w:r>
-      <w:proofErr w:type="spellEnd"/>
-      <w:r>
-        <w:rPr>
-          <w:lang w:val="es-AR"/>
-        </w:rPr>
-        <w:t xml:space="preserve">: Una interfaz de Python para mandar mensajes a </w:t>
-      </w:r>
-      <w:proofErr w:type="spellStart"/>
-      <w:r>
-        <w:rPr>
-          <w:lang w:val="es-AR"/>
-        </w:rPr>
-        <w:t>a</w:t>
-      </w:r>
-      <w:proofErr w:type="spellEnd"/>
-      <w:r>
-        <w:rPr>
-          <w:lang w:val="es-AR"/>
-        </w:rPr>
-        <w:t xml:space="preserve"> </w:t>
-      </w:r>
-      <w:proofErr w:type="spellStart"/>
-      <w:r>
-        <w:rPr>
-          <w:lang w:val="es-AR"/>
-        </w:rPr>
-        <w:t>travez</w:t>
-      </w:r>
-      <w:proofErr w:type="spellEnd"/>
-      <w:r>
-        <w:rPr>
-          <w:lang w:val="es-AR"/>
-        </w:rPr>
-        <w:t xml:space="preserve"> de una interfaz GPIB</w:t>
-      </w:r>
+        <w:t xml:space="preserve">6) </w:t>
+      </w:r>
+      <w:r>
+        <w:rPr>
+          <w:lang w:val="es-AR"/>
+        </w:rPr>
+        <w:t>mcculw</w:t>
+      </w:r>
+      <w:r>
+        <w:rPr>
+          <w:lang w:val="es-AR"/>
+        </w:rPr>
+        <w:t>:  Librería de control para los drivers de la placa DAC USB</w:t>
+      </w:r>
+    </w:p>
+    <w:p>
+      <w:pPr>
+        <w:rPr>
+          <w:lang w:val="es-AR"/>
+        </w:rPr>
+      </w:pPr>
     </w:p>
     <w:p>
       <w:pPr>
@@ -1628,25 +1498,7 @@
           <w:color w:val="000000"/>
           <w:lang w:val="en-US" w:eastAsia="es-AR"/>
         </w:rPr>
-        <w:t>pip install -U "</w:t>
-      </w:r>
-      <w:proofErr w:type="spellStart"/>
-      <w:r>
-        <w:rPr>
-          <w:rFonts w:ascii="Courier New" w:eastAsia="Times New Roman" w:hAnsi="Courier New" w:cs="Courier New"/>
-          <w:color w:val="000000"/>
-          <w:lang w:val="en-US" w:eastAsia="es-AR"/>
-        </w:rPr>
-        <w:t>lantzdev</w:t>
-      </w:r>
-      <w:proofErr w:type="spellEnd"/>
-      <w:r>
-        <w:rPr>
-          <w:rFonts w:ascii="Courier New" w:eastAsia="Times New Roman" w:hAnsi="Courier New" w:cs="Courier New"/>
-          <w:color w:val="000000"/>
-          <w:lang w:val="en-US" w:eastAsia="es-AR"/>
-        </w:rPr>
-        <w:t>[full]"</w:t>
+        <w:t>pip install -U "lantzdev[full]"</w:t>
       </w:r>
     </w:p>
     <w:p>
@@ -1692,7 +1544,6 @@
         </w:rPr>
         <w:t xml:space="preserve">pip install </w:t>
       </w:r>
-      <w:proofErr w:type="spellStart"/>
       <w:r>
         <w:rPr>
           <w:rFonts w:ascii="Courier New" w:eastAsia="Times New Roman" w:hAnsi="Courier New" w:cs="Courier New"/>
@@ -1701,7 +1552,6 @@
         </w:rPr>
         <w:t>PyQtChart</w:t>
       </w:r>
-      <w:proofErr w:type="spellEnd"/>
     </w:p>
     <w:p>
       <w:pPr>
@@ -1724,25 +1574,7 @@
           <w:color w:val="000000"/>
           <w:lang w:val="en-US" w:eastAsia="es-AR"/>
         </w:rPr>
-        <w:t xml:space="preserve">pip install </w:t>
-      </w:r>
-      <w:proofErr w:type="spellStart"/>
-      <w:r>
-        <w:rPr>
-          <w:rFonts w:ascii="Courier New" w:eastAsia="Times New Roman" w:hAnsi="Courier New" w:cs="Courier New"/>
-          <w:color w:val="000000"/>
-          <w:lang w:val="en-US" w:eastAsia="es-AR"/>
-        </w:rPr>
-        <w:t>opencv</w:t>
-      </w:r>
-      <w:proofErr w:type="spellEnd"/>
-      <w:r>
-        <w:rPr>
-          <w:rFonts w:ascii="Courier New" w:eastAsia="Times New Roman" w:hAnsi="Courier New" w:cs="Courier New"/>
-          <w:color w:val="000000"/>
-          <w:lang w:val="en-US" w:eastAsia="es-AR"/>
-        </w:rPr>
-        <w:t>-python</w:t>
+        <w:t>pip install opencv-python</w:t>
       </w:r>
     </w:p>
     <w:p>
@@ -1879,21 +1711,7 @@
         <w:rPr>
           <w:lang w:val="es-AR"/>
         </w:rPr>
-        <w:t xml:space="preserve">El mensaje de Python =&gt; 3 es un problema de la librería de </w:t>
-      </w:r>
-      <w:proofErr w:type="spellStart"/>
-      <w:r>
-        <w:rPr>
-          <w:lang w:val="es-AR"/>
-        </w:rPr>
-        <w:t>PyQtChart</w:t>
-      </w:r>
-      <w:proofErr w:type="spellEnd"/>
-      <w:r>
-        <w:rPr>
-          <w:lang w:val="es-AR"/>
-        </w:rPr>
-        <w:t>, pero funciona correctamente.</w:t>
+        <w:t>El mensaje de Python =&gt; 3 es un problema de la librería de PyQtChart, pero funciona correctamente.</w:t>
       </w:r>
     </w:p>
     <w:p>
@@ -1944,20 +1762,8 @@
           <w:u w:val="single"/>
           <w:lang w:val="es-AR"/>
         </w:rPr>
-        <w:t xml:space="preserve">l servidor COM </w:t>
-      </w:r>
-      <w:proofErr w:type="spellStart"/>
-      <w:r>
-        <w:rPr>
-          <w:rFonts w:asciiTheme="majorHAnsi" w:hAnsiTheme="majorHAnsi" w:cstheme="majorHAnsi"/>
-          <w:sz w:val="48"/>
-          <w:szCs w:val="48"/>
-          <w:u w:val="single"/>
-          <w:lang w:val="es-AR"/>
-        </w:rPr>
-        <w:t>DAQServer</w:t>
-      </w:r>
-      <w:proofErr w:type="spellEnd"/>
+        <w:t>l servidor COM DAQServer</w:t>
+      </w:r>
     </w:p>
     <w:p>
       <w:pPr>
@@ -1998,19 +1804,11 @@
         </w:rPr>
         <w:t xml:space="preserve">Para la primera ejecución del programa es necesario ir a la carpeta </w:t>
       </w:r>
-      <w:proofErr w:type="spellStart"/>
-      <w:r>
-        <w:rPr>
-          <w:lang w:val="es-AR"/>
-        </w:rPr>
-        <w:t>Microscopy-Program</w:t>
-      </w:r>
-      <w:proofErr w:type="spellEnd"/>
-      <w:r>
-        <w:rPr>
-          <w:lang w:val="es-AR"/>
-        </w:rPr>
-        <w:t>\</w:t>
+      <w:r>
+        <w:rPr>
+          <w:lang w:val="es-AR"/>
+        </w:rPr>
+        <w:t>Microscopy-Program\</w:t>
       </w:r>
       <w:r>
         <w:rPr>
@@ -2018,42 +1816,12 @@
         </w:rPr>
         <w:t>Drivers\DAQ\</w:t>
       </w:r>
-      <w:proofErr w:type="spellStart"/>
-      <w:r>
-        <w:rPr>
-          <w:lang w:val="es-AR"/>
-        </w:rPr>
-        <w:t>DaqServer</w:t>
-      </w:r>
-      <w:proofErr w:type="spellEnd"/>
-      <w:r>
-        <w:rPr>
-          <w:lang w:val="es-AR"/>
-        </w:rPr>
-        <w:t>\</w:t>
-      </w:r>
-      <w:proofErr w:type="spellStart"/>
-      <w:r>
-        <w:rPr>
-          <w:lang w:val="es-AR"/>
-        </w:rPr>
-        <w:t>bin</w:t>
-      </w:r>
-      <w:proofErr w:type="spellEnd"/>
-      <w:r>
-        <w:rPr>
-          <w:lang w:val="es-AR"/>
-        </w:rPr>
-        <w:t>\</w:t>
-      </w:r>
-      <w:proofErr w:type="spellStart"/>
-      <w:r>
-        <w:rPr>
-          <w:lang w:val="es-AR"/>
-        </w:rPr>
-        <w:t>Debug</w:t>
-      </w:r>
-      <w:proofErr w:type="spellEnd"/>
+      <w:r>
+        <w:rPr>
+          <w:lang w:val="es-AR"/>
+        </w:rPr>
+        <w:t>DaqServer\bin\Debug</w:t>
+      </w:r>
       <w:r>
         <w:rPr>
           <w:lang w:val="es-AR"/>
